--- a/propuesta/Propuesta_MVP_Legal_English_5.docx
+++ b/propuesta/Propuesta_MVP_Legal_English_5.docx
@@ -47,7 +47,7 @@
           <w:color w:val="D7E2EC"/>
           <w:sz w:val="21"/>
         </w:rPr>
-        <w:t>Preparado para MPC LAW STUDIO — Legal English Training  ·  Revisión del 2 de septiembre de 2026</w:t>
+        <w:t>Preparado para MPC LAW STUDIO — Legal English Training  ·  Revisión del 3 de septiembre de 2026</w:t>
       </w:r>
     </w:p>
     <w:tbl>
@@ -224,7 +224,7 @@
                 <w:color w:val="1A2332"/>
                 <w:sz w:val="18"/>
               </w:rPr>
-              <w:t>15 días calendario desde el 2 de septiembre de 2026</w:t>
+              <w:t>15 días calendario desde el 3 de septiembre de 2026</w:t>
             </w:r>
           </w:p>
         </w:tc>
@@ -10401,7 +10401,7 @@
                 <w:color w:val="1A2332"/>
                 <w:sz w:val="18"/>
               </w:rPr>
-              <w:t>EKB-DEC-22 prevalece sobre el snapshot anterior: el quiz admite tres o cuatro opciones. OptionD es nullable. El baseline v1.3.81 trae 18 quizzes de cuatro opciones y 12 de tres. CorrectOption debe apuntar a una opción poblada.</w:t>
+              <w:t>EKB-DEC-22 prevalece sobre el snapshot anterior: el quiz admite tres o cuatro opciones. OptionD es nullable. El baseline v1.3.81 trae 18 quizzes de cuatro opciones y 12 de tres. CorrectOption debe apuntar a una opción poblada. Acuso por escrito este punto (control C-02 del Delivery Mapping v1.0).</w:t>
             </w:r>
           </w:p>
         </w:tc>
@@ -10515,7 +10515,7 @@
                 <w:color w:val="1A2332"/>
                 <w:sz w:val="18"/>
               </w:rPr>
-              <w:t>Usted produce los audios (AudioUS/AudioUK). El MVP incluye, de forma obligatoria, el flujo de carga, almacenamiento en su Supabase Storage y reproducción en el Learner. Un Term puede quedar en borrador sin audio; el vacío no bloquea el borrador. Publicar sin audio es decisión editorial suya; el sistema no fabrica pistas.</w:t>
+              <w:t>Usted produce los audios (AudioUS/AudioUK). El MVP incluye, de forma obligatoria, el flujo de carga (individual y masiva), reemplazo, retiro, almacenamiento en su Supabase Storage privado y reproducción en el Learner mediante URL firmada. Un Term puede quedar en borrador sin audio; el vacío no bloquea el borrador. Conforme al Delivery Mapping, la publicación queda bloqueada mientras falte AudioUS (y AudioUK en EMP-009); el sistema no fabrica pistas. Convención de nombres propuesta (control C-01, pendiente de su aprobación antes del Hito B): {TermID}_US.mp3 y {TermID}_UK.mp3 (también m4a, wav, ogg), p. ej. CON-001_US.mp3, EMP-009_UK.mp3. La carga masiva asocia cada archivo por nombre; un nombre que no coincida con un TermID existente se rechaza y se lista, nunca se adivina.</w:t>
             </w:r>
           </w:p>
         </w:tc>
@@ -13005,7 +13005,7 @@
                 <w:color w:val="1A2332"/>
                 <w:sz w:val="18"/>
               </w:rPr>
-              <w:t>Cobro rechazado; Mercado Pago aún reintenta (gracia de 3–5 días, alineada a los reintentos)</w:t>
+              <w:t>Cobro rechazado; Mercado Pago aún reintenta (gracia de 5 días desde el primer rechazo, alineada a los reintentos; rechazos repetidos del mismo ciclo no la extienden)</w:t>
             </w:r>
           </w:p>
         </w:tc>
@@ -13033,7 +13033,7 @@
                 <w:color w:val="1A2332"/>
                 <w:sz w:val="18"/>
               </w:rPr>
-              <w:t>Se mantiene. El usuario ve aviso de pago pendiente, no un bloqueo.</w:t>
+              <w:t>Se mantiene. El usuario ve aviso de pago pendiente con la fecha de fin de gracia, no un bloqueo.</w:t>
             </w:r>
           </w:p>
         </w:tc>
@@ -13463,7 +13463,7 @@
           <w:color w:val="5C6B7A"/>
           <w:sz w:val="20"/>
         </w:rPr>
-        <w:t>Revisión del 2 de septiembre de 2026 · Vigencia: 15 días calendario desde esta fecha</w:t>
+        <w:t>Revisión del 3 de septiembre de 2026 · Vigencia: 15 días calendario desde esta fecha</w:t>
       </w:r>
     </w:p>
     <w:p>
